--- a/technical_protection_of_information/практики/1/2026/Документы/17. Приказ о назначении ответственного за организацию обработки ПДн.docx
+++ b/technical_protection_of_information/практики/1/2026/Документы/17. Приказ о назначении ответственного за организацию обработки ПДн.docx
@@ -156,7 +156,7 @@
           <w:i w:val="0"/>
           <w:sz w:val="28"/>
         </w:rPr>
-        <w:t>1. Назначить ответственным за организацию обработки персональных данных в ООО «ТехноЩит» юриста Голованов Федор Артемович.</w:t>
+        <w:t>1. Назначить ответственным за организацию обработки персональных данных в ООО «ТехноЩит» юриста Голованова Федора Артемовича.</w:t>
       </w:r>
     </w:p>
     <w:p>
